--- a/Tailored_CVs/Shinoy_Irdeto_Systems_Integration_Intern.docx
+++ b/Tailored_CVs/Shinoy_Irdeto_Systems_Integration_Intern.docx
@@ -70,7 +70,7 @@
           <w:b w:val="0"/>
           <w:sz w:val="19"/>
         </w:rPr>
-        <w:t>I am a QA Automation Engineer with over 8 years of experience building scalable test frameworks, validating database integrations, and supporting enterprise release operations. I have practical experience working with Oracle SQL, API validation, and cross-functional support processes. Additionally, I utilize AI tools like Gemini Code Assist to streamline integration workflows and test generation.</w:t>
+        <w:t>I am a QA automation engineer with over eight years of experience supporting global financial and technical operations. I have a strong background in test execution, integration support, and backend validation using Oracle SQL. I'm eager to help Irdeto with operational tasks, testing, and AI enablement initiatives like Gemini Code Assist. I hold a valid EU residence permit and am based in the Netherlands.</w:t>
       </w:r>
     </w:p>
     <w:p>
@@ -288,7 +288,7 @@
           <w:b w:val="0"/>
           <w:sz w:val="18"/>
         </w:rPr>
-        <w:t>▸ Assisted with integration monitoring, test execution, and data validation across complex microservices architectures and Oracle backend systems.</w:t>
+        <w:t>▸ Executed complex Oracle SQL queries to validate massive datasets and ensure strict data integrity across backend workflows.</w:t>
       </w:r>
     </w:p>
     <w:p>
@@ -301,7 +301,7 @@
           <w:b w:val="0"/>
           <w:sz w:val="18"/>
         </w:rPr>
-        <w:t>▸ Streamlined test generation and operational scripts by deploying AI tools like Gemini Code Assist to improve team efficiency.</w:t>
+        <w:t>▸ Supported integration monitoring, routine checks, and investigated failed or delayed data flows in cloud environments.</w:t>
       </w:r>
     </w:p>
     <w:p>
@@ -314,7 +314,7 @@
           <w:b w:val="0"/>
           <w:sz w:val="18"/>
         </w:rPr>
-        <w:t>▸ Executed complex Oracle SQL queries to validate massive datasets and ensure strict data integrity across business workflows.</w:t>
+        <w:t>▸ Created test scenarios, prepared test data, and executed testing to confirm integration changes worked as expected.</w:t>
       </w:r>
     </w:p>
     <w:p>
@@ -327,7 +327,7 @@
           <w:b w:val="0"/>
           <w:sz w:val="18"/>
         </w:rPr>
-        <w:t>▸ Collaborated with crossfunctional teams and stakeholders to document processes, investigate integration issues, and align on release requirements.</w:t>
+        <w:t>▸ Streamlined test generation and deployment scripts utilizing AI tools like Gemini Code Assist to support efficiency.</w:t>
       </w:r>
     </w:p>
     <w:p>
